--- a/отчёты/ЛР17 Массивы.docx
+++ b/отчёты/ЛР17 Массивы.docx
@@ -24,7 +24,8 @@
     </w:p>
     <w:p>
       <w:pPr>
-        <w:spacing w:after="80"/>
+        <w:keepNext w:val="false"/>
+        <w:spacing w:after="80" w:before="0"/>
         <w:ind w:firstLine="709"/>
         <w:jc w:val="both"/>
       </w:pPr>
@@ -86,7 +87,7 @@
           <w:right w:val="single" w:color="BFBFBF" w:sz="4" w:space="4"/>
         </w:pBdr>
         <w:shd w:fill="F4F4F4" w:color="auto" w:val="clear"/>
-        <w:spacing w:after="0" w:before="60" w:line="240"/>
+        <w:spacing w:after="0" w:before="60" w:line="240" w:lineRule="auto"/>
         <w:ind w:left="113" w:right="113"/>
       </w:pPr>
       <w:r>
@@ -108,7 +109,7 @@
           <w:right w:val="single" w:color="BFBFBF" w:sz="4" w:space="4"/>
         </w:pBdr>
         <w:shd w:fill="F4F4F4" w:color="auto" w:val="clear"/>
-        <w:spacing w:after="0" w:before="0" w:line="240"/>
+        <w:spacing w:after="0" w:before="0" w:line="240" w:lineRule="auto"/>
         <w:ind w:left="113" w:right="113"/>
       </w:pPr>
       <w:r>
@@ -130,7 +131,7 @@
           <w:right w:val="single" w:color="BFBFBF" w:sz="4" w:space="4"/>
         </w:pBdr>
         <w:shd w:fill="F4F4F4" w:color="auto" w:val="clear"/>
-        <w:spacing w:after="0" w:before="0" w:line="240"/>
+        <w:spacing w:after="0" w:before="0" w:line="240" w:lineRule="auto"/>
         <w:ind w:left="113" w:right="113"/>
       </w:pPr>
       <w:r>
@@ -152,7 +153,7 @@
           <w:right w:val="single" w:color="BFBFBF" w:sz="4" w:space="4"/>
         </w:pBdr>
         <w:shd w:fill="F4F4F4" w:color="auto" w:val="clear"/>
-        <w:spacing w:after="0" w:before="0" w:line="240"/>
+        <w:spacing w:after="0" w:before="0" w:line="240" w:lineRule="auto"/>
         <w:ind w:left="113" w:right="113"/>
       </w:pPr>
       <w:r>
@@ -174,7 +175,7 @@
           <w:right w:val="single" w:color="BFBFBF" w:sz="4" w:space="4"/>
         </w:pBdr>
         <w:shd w:fill="F4F4F4" w:color="auto" w:val="clear"/>
-        <w:spacing w:after="0" w:before="0" w:line="240"/>
+        <w:spacing w:after="0" w:before="0" w:line="240" w:lineRule="auto"/>
         <w:ind w:left="113" w:right="113"/>
       </w:pPr>
       <w:r>
@@ -196,7 +197,7 @@
           <w:right w:val="single" w:color="BFBFBF" w:sz="4" w:space="4"/>
         </w:pBdr>
         <w:shd w:fill="F4F4F4" w:color="auto" w:val="clear"/>
-        <w:spacing w:after="0" w:before="0" w:line="240"/>
+        <w:spacing w:after="0" w:before="0" w:line="240" w:lineRule="auto"/>
         <w:ind w:left="113" w:right="113"/>
       </w:pPr>
       <w:r>
@@ -218,7 +219,7 @@
           <w:right w:val="single" w:color="BFBFBF" w:sz="4" w:space="4"/>
         </w:pBdr>
         <w:shd w:fill="F4F4F4" w:color="auto" w:val="clear"/>
-        <w:spacing w:after="0" w:before="0" w:line="240"/>
+        <w:spacing w:after="0" w:before="0" w:line="240" w:lineRule="auto"/>
         <w:ind w:left="113" w:right="113"/>
       </w:pPr>
       <w:r>
@@ -240,7 +241,7 @@
           <w:right w:val="single" w:color="BFBFBF" w:sz="4" w:space="4"/>
         </w:pBdr>
         <w:shd w:fill="F4F4F4" w:color="auto" w:val="clear"/>
-        <w:spacing w:after="0" w:before="0" w:line="240"/>
+        <w:spacing w:after="0" w:before="0" w:line="240" w:lineRule="auto"/>
         <w:ind w:left="113" w:right="113"/>
       </w:pPr>
       <w:r>
@@ -262,7 +263,7 @@
           <w:right w:val="single" w:color="BFBFBF" w:sz="4" w:space="4"/>
         </w:pBdr>
         <w:shd w:fill="F4F4F4" w:color="auto" w:val="clear"/>
-        <w:spacing w:after="0" w:before="0" w:line="240"/>
+        <w:spacing w:after="0" w:before="0" w:line="240" w:lineRule="auto"/>
         <w:ind w:left="113" w:right="113"/>
       </w:pPr>
       <w:r>
@@ -284,7 +285,7 @@
           <w:right w:val="single" w:color="BFBFBF" w:sz="4" w:space="4"/>
         </w:pBdr>
         <w:shd w:fill="F4F4F4" w:color="auto" w:val="clear"/>
-        <w:spacing w:after="0" w:before="0" w:line="240"/>
+        <w:spacing w:after="0" w:before="0" w:line="240" w:lineRule="auto"/>
         <w:ind w:left="113" w:right="113"/>
       </w:pPr>
       <w:r>
@@ -306,7 +307,7 @@
           <w:right w:val="single" w:color="BFBFBF" w:sz="4" w:space="4"/>
         </w:pBdr>
         <w:shd w:fill="F4F4F4" w:color="auto" w:val="clear"/>
-        <w:spacing w:after="0" w:before="0" w:line="240"/>
+        <w:spacing w:after="0" w:before="0" w:line="240" w:lineRule="auto"/>
         <w:ind w:left="113" w:right="113"/>
       </w:pPr>
       <w:r>
@@ -328,7 +329,7 @@
           <w:right w:val="single" w:color="BFBFBF" w:sz="4" w:space="4"/>
         </w:pBdr>
         <w:shd w:fill="F4F4F4" w:color="auto" w:val="clear"/>
-        <w:spacing w:after="0" w:before="0" w:line="240"/>
+        <w:spacing w:after="0" w:before="0" w:line="240" w:lineRule="auto"/>
         <w:ind w:left="113" w:right="113"/>
       </w:pPr>
       <w:r>
@@ -350,7 +351,7 @@
           <w:right w:val="single" w:color="BFBFBF" w:sz="4" w:space="4"/>
         </w:pBdr>
         <w:shd w:fill="F4F4F4" w:color="auto" w:val="clear"/>
-        <w:spacing w:after="0" w:before="0" w:line="240"/>
+        <w:spacing w:after="0" w:before="0" w:line="240" w:lineRule="auto"/>
         <w:ind w:left="113" w:right="113"/>
       </w:pPr>
       <w:r>
@@ -372,7 +373,7 @@
           <w:right w:val="single" w:color="BFBFBF" w:sz="4" w:space="4"/>
         </w:pBdr>
         <w:shd w:fill="F4F4F4" w:color="auto" w:val="clear"/>
-        <w:spacing w:after="0" w:before="0" w:line="240"/>
+        <w:spacing w:after="0" w:before="0" w:line="240" w:lineRule="auto"/>
         <w:ind w:left="113" w:right="113"/>
       </w:pPr>
       <w:r>
@@ -394,7 +395,7 @@
           <w:right w:val="single" w:color="BFBFBF" w:sz="4" w:space="4"/>
         </w:pBdr>
         <w:shd w:fill="F4F4F4" w:color="auto" w:val="clear"/>
-        <w:spacing w:after="0" w:before="0" w:line="240"/>
+        <w:spacing w:after="0" w:before="0" w:line="240" w:lineRule="auto"/>
         <w:ind w:left="113" w:right="113"/>
       </w:pPr>
       <w:r>
@@ -416,7 +417,7 @@
           <w:right w:val="single" w:color="BFBFBF" w:sz="4" w:space="4"/>
         </w:pBdr>
         <w:shd w:fill="F4F4F4" w:color="auto" w:val="clear"/>
-        <w:spacing w:after="0" w:before="0" w:line="240"/>
+        <w:spacing w:after="0" w:before="0" w:line="240" w:lineRule="auto"/>
         <w:ind w:left="113" w:right="113"/>
       </w:pPr>
       <w:r>
@@ -438,7 +439,7 @@
           <w:right w:val="single" w:color="BFBFBF" w:sz="4" w:space="4"/>
         </w:pBdr>
         <w:shd w:fill="F4F4F4" w:color="auto" w:val="clear"/>
-        <w:spacing w:after="0" w:before="0" w:line="240"/>
+        <w:spacing w:after="0" w:before="0" w:line="240" w:lineRule="auto"/>
         <w:ind w:left="113" w:right="113"/>
       </w:pPr>
       <w:r>
@@ -460,7 +461,7 @@
           <w:right w:val="single" w:color="BFBFBF" w:sz="4" w:space="4"/>
         </w:pBdr>
         <w:shd w:fill="F4F4F4" w:color="auto" w:val="clear"/>
-        <w:spacing w:after="0" w:before="0" w:line="240"/>
+        <w:spacing w:after="0" w:before="0" w:line="240" w:lineRule="auto"/>
         <w:ind w:left="113" w:right="113"/>
       </w:pPr>
       <w:r>
@@ -482,7 +483,7 @@
           <w:right w:val="single" w:color="BFBFBF" w:sz="4" w:space="4"/>
         </w:pBdr>
         <w:shd w:fill="F4F4F4" w:color="auto" w:val="clear"/>
-        <w:spacing w:after="160" w:before="0" w:line="240"/>
+        <w:spacing w:after="160" w:before="0" w:line="240" w:lineRule="auto"/>
         <w:ind w:left="113" w:right="113"/>
       </w:pPr>
       <w:r>
@@ -566,7 +567,8 @@
     </w:p>
     <w:p>
       <w:pPr>
-        <w:spacing w:after="80"/>
+        <w:keepNext w:val="false"/>
+        <w:spacing w:after="80" w:before="0"/>
         <w:ind w:firstLine="709"/>
         <w:jc w:val="both"/>
       </w:pPr>
@@ -614,7 +616,7 @@
           <w:right w:val="single" w:color="BFBFBF" w:sz="4" w:space="4"/>
         </w:pBdr>
         <w:shd w:fill="F4F4F4" w:color="auto" w:val="clear"/>
-        <w:spacing w:after="0" w:before="60" w:line="240"/>
+        <w:spacing w:after="0" w:before="60" w:line="240" w:lineRule="auto"/>
         <w:ind w:left="113" w:right="113"/>
       </w:pPr>
       <w:r>
@@ -636,7 +638,7 @@
           <w:right w:val="single" w:color="BFBFBF" w:sz="4" w:space="4"/>
         </w:pBdr>
         <w:shd w:fill="F4F4F4" w:color="auto" w:val="clear"/>
-        <w:spacing w:after="0" w:before="0" w:line="240"/>
+        <w:spacing w:after="0" w:before="0" w:line="240" w:lineRule="auto"/>
         <w:ind w:left="113" w:right="113"/>
       </w:pPr>
       <w:r>
@@ -658,7 +660,7 @@
           <w:right w:val="single" w:color="BFBFBF" w:sz="4" w:space="4"/>
         </w:pBdr>
         <w:shd w:fill="F4F4F4" w:color="auto" w:val="clear"/>
-        <w:spacing w:after="0" w:before="0" w:line="240"/>
+        <w:spacing w:after="0" w:before="0" w:line="240" w:lineRule="auto"/>
         <w:ind w:left="113" w:right="113"/>
       </w:pPr>
       <w:r>
@@ -680,7 +682,7 @@
           <w:right w:val="single" w:color="BFBFBF" w:sz="4" w:space="4"/>
         </w:pBdr>
         <w:shd w:fill="F4F4F4" w:color="auto" w:val="clear"/>
-        <w:spacing w:after="0" w:before="0" w:line="240"/>
+        <w:spacing w:after="0" w:before="0" w:line="240" w:lineRule="auto"/>
         <w:ind w:left="113" w:right="113"/>
       </w:pPr>
       <w:r>
@@ -702,7 +704,7 @@
           <w:right w:val="single" w:color="BFBFBF" w:sz="4" w:space="4"/>
         </w:pBdr>
         <w:shd w:fill="F4F4F4" w:color="auto" w:val="clear"/>
-        <w:spacing w:after="0" w:before="0" w:line="240"/>
+        <w:spacing w:after="0" w:before="0" w:line="240" w:lineRule="auto"/>
         <w:ind w:left="113" w:right="113"/>
       </w:pPr>
       <w:r>
@@ -724,7 +726,7 @@
           <w:right w:val="single" w:color="BFBFBF" w:sz="4" w:space="4"/>
         </w:pBdr>
         <w:shd w:fill="F4F4F4" w:color="auto" w:val="clear"/>
-        <w:spacing w:after="0" w:before="0" w:line="240"/>
+        <w:spacing w:after="0" w:before="0" w:line="240" w:lineRule="auto"/>
         <w:ind w:left="113" w:right="113"/>
       </w:pPr>
       <w:r>
@@ -746,7 +748,7 @@
           <w:right w:val="single" w:color="BFBFBF" w:sz="4" w:space="4"/>
         </w:pBdr>
         <w:shd w:fill="F4F4F4" w:color="auto" w:val="clear"/>
-        <w:spacing w:after="0" w:before="0" w:line="240"/>
+        <w:spacing w:after="0" w:before="0" w:line="240" w:lineRule="auto"/>
         <w:ind w:left="113" w:right="113"/>
       </w:pPr>
       <w:r>
@@ -768,7 +770,7 @@
           <w:right w:val="single" w:color="BFBFBF" w:sz="4" w:space="4"/>
         </w:pBdr>
         <w:shd w:fill="F4F4F4" w:color="auto" w:val="clear"/>
-        <w:spacing w:after="0" w:before="0" w:line="240"/>
+        <w:spacing w:after="0" w:before="0" w:line="240" w:lineRule="auto"/>
         <w:ind w:left="113" w:right="113"/>
       </w:pPr>
       <w:r>
@@ -790,7 +792,7 @@
           <w:right w:val="single" w:color="BFBFBF" w:sz="4" w:space="4"/>
         </w:pBdr>
         <w:shd w:fill="F4F4F4" w:color="auto" w:val="clear"/>
-        <w:spacing w:after="0" w:before="0" w:line="240"/>
+        <w:spacing w:after="0" w:before="0" w:line="240" w:lineRule="auto"/>
         <w:ind w:left="113" w:right="113"/>
       </w:pPr>
       <w:r>
@@ -812,7 +814,7 @@
           <w:right w:val="single" w:color="BFBFBF" w:sz="4" w:space="4"/>
         </w:pBdr>
         <w:shd w:fill="F4F4F4" w:color="auto" w:val="clear"/>
-        <w:spacing w:after="0" w:before="0" w:line="240"/>
+        <w:spacing w:after="0" w:before="0" w:line="240" w:lineRule="auto"/>
         <w:ind w:left="113" w:right="113"/>
       </w:pPr>
       <w:r>
@@ -834,7 +836,7 @@
           <w:right w:val="single" w:color="BFBFBF" w:sz="4" w:space="4"/>
         </w:pBdr>
         <w:shd w:fill="F4F4F4" w:color="auto" w:val="clear"/>
-        <w:spacing w:after="0" w:before="0" w:line="240"/>
+        <w:spacing w:after="0" w:before="0" w:line="240" w:lineRule="auto"/>
         <w:ind w:left="113" w:right="113"/>
       </w:pPr>
       <w:r>
@@ -856,7 +858,7 @@
           <w:right w:val="single" w:color="BFBFBF" w:sz="4" w:space="4"/>
         </w:pBdr>
         <w:shd w:fill="F4F4F4" w:color="auto" w:val="clear"/>
-        <w:spacing w:after="0" w:before="0" w:line="240"/>
+        <w:spacing w:after="0" w:before="0" w:line="240" w:lineRule="auto"/>
         <w:ind w:left="113" w:right="113"/>
       </w:pPr>
       <w:r>
@@ -878,7 +880,7 @@
           <w:right w:val="single" w:color="BFBFBF" w:sz="4" w:space="4"/>
         </w:pBdr>
         <w:shd w:fill="F4F4F4" w:color="auto" w:val="clear"/>
-        <w:spacing w:after="160" w:before="0" w:line="240"/>
+        <w:spacing w:after="160" w:before="0" w:line="240" w:lineRule="auto"/>
         <w:ind w:left="113" w:right="113"/>
       </w:pPr>
       <w:r>
@@ -962,7 +964,8 @@
     </w:p>
     <w:p>
       <w:pPr>
-        <w:spacing w:after="80"/>
+        <w:keepNext w:val="false"/>
+        <w:spacing w:after="80" w:before="0"/>
         <w:ind w:firstLine="709"/>
         <w:jc w:val="both"/>
       </w:pPr>
@@ -1035,7 +1038,7 @@
           <w:right w:val="single" w:color="BFBFBF" w:sz="4" w:space="4"/>
         </w:pBdr>
         <w:shd w:fill="F4F4F4" w:color="auto" w:val="clear"/>
-        <w:spacing w:after="0" w:before="60" w:line="240"/>
+        <w:spacing w:after="0" w:before="60" w:line="240" w:lineRule="auto"/>
         <w:ind w:left="113" w:right="113"/>
       </w:pPr>
       <w:r>
@@ -1057,7 +1060,7 @@
           <w:right w:val="single" w:color="BFBFBF" w:sz="4" w:space="4"/>
         </w:pBdr>
         <w:shd w:fill="F4F4F4" w:color="auto" w:val="clear"/>
-        <w:spacing w:after="0" w:before="0" w:line="240"/>
+        <w:spacing w:after="0" w:before="0" w:line="240" w:lineRule="auto"/>
         <w:ind w:left="113" w:right="113"/>
       </w:pPr>
       <w:r>
@@ -1079,7 +1082,7 @@
           <w:right w:val="single" w:color="BFBFBF" w:sz="4" w:space="4"/>
         </w:pBdr>
         <w:shd w:fill="F4F4F4" w:color="auto" w:val="clear"/>
-        <w:spacing w:after="0" w:before="0" w:line="240"/>
+        <w:spacing w:after="0" w:before="0" w:line="240" w:lineRule="auto"/>
         <w:ind w:left="113" w:right="113"/>
       </w:pPr>
       <w:r>
@@ -1101,7 +1104,7 @@
           <w:right w:val="single" w:color="BFBFBF" w:sz="4" w:space="4"/>
         </w:pBdr>
         <w:shd w:fill="F4F4F4" w:color="auto" w:val="clear"/>
-        <w:spacing w:after="0" w:before="0" w:line="240"/>
+        <w:spacing w:after="0" w:before="0" w:line="240" w:lineRule="auto"/>
         <w:ind w:left="113" w:right="113"/>
       </w:pPr>
       <w:r>
@@ -1123,7 +1126,7 @@
           <w:right w:val="single" w:color="BFBFBF" w:sz="4" w:space="4"/>
         </w:pBdr>
         <w:shd w:fill="F4F4F4" w:color="auto" w:val="clear"/>
-        <w:spacing w:after="0" w:before="0" w:line="240"/>
+        <w:spacing w:after="0" w:before="0" w:line="240" w:lineRule="auto"/>
         <w:ind w:left="113" w:right="113"/>
       </w:pPr>
       <w:r>
@@ -1145,7 +1148,7 @@
           <w:right w:val="single" w:color="BFBFBF" w:sz="4" w:space="4"/>
         </w:pBdr>
         <w:shd w:fill="F4F4F4" w:color="auto" w:val="clear"/>
-        <w:spacing w:after="0" w:before="0" w:line="240"/>
+        <w:spacing w:after="0" w:before="0" w:line="240" w:lineRule="auto"/>
         <w:ind w:left="113" w:right="113"/>
       </w:pPr>
       <w:r>
@@ -1167,7 +1170,7 @@
           <w:right w:val="single" w:color="BFBFBF" w:sz="4" w:space="4"/>
         </w:pBdr>
         <w:shd w:fill="F4F4F4" w:color="auto" w:val="clear"/>
-        <w:spacing w:after="0" w:before="0" w:line="240"/>
+        <w:spacing w:after="0" w:before="0" w:line="240" w:lineRule="auto"/>
         <w:ind w:left="113" w:right="113"/>
       </w:pPr>
       <w:r>
@@ -1189,7 +1192,7 @@
           <w:right w:val="single" w:color="BFBFBF" w:sz="4" w:space="4"/>
         </w:pBdr>
         <w:shd w:fill="F4F4F4" w:color="auto" w:val="clear"/>
-        <w:spacing w:after="0" w:before="0" w:line="240"/>
+        <w:spacing w:after="0" w:before="0" w:line="240" w:lineRule="auto"/>
         <w:ind w:left="113" w:right="113"/>
       </w:pPr>
       <w:r>
@@ -1211,7 +1214,7 @@
           <w:right w:val="single" w:color="BFBFBF" w:sz="4" w:space="4"/>
         </w:pBdr>
         <w:shd w:fill="F4F4F4" w:color="auto" w:val="clear"/>
-        <w:spacing w:after="0" w:before="0" w:line="240"/>
+        <w:spacing w:after="0" w:before="0" w:line="240" w:lineRule="auto"/>
         <w:ind w:left="113" w:right="113"/>
       </w:pPr>
       <w:r>
@@ -1233,7 +1236,7 @@
           <w:right w:val="single" w:color="BFBFBF" w:sz="4" w:space="4"/>
         </w:pBdr>
         <w:shd w:fill="F4F4F4" w:color="auto" w:val="clear"/>
-        <w:spacing w:after="0" w:before="0" w:line="240"/>
+        <w:spacing w:after="0" w:before="0" w:line="240" w:lineRule="auto"/>
         <w:ind w:left="113" w:right="113"/>
       </w:pPr>
       <w:r>
@@ -1255,7 +1258,7 @@
           <w:right w:val="single" w:color="BFBFBF" w:sz="4" w:space="4"/>
         </w:pBdr>
         <w:shd w:fill="F4F4F4" w:color="auto" w:val="clear"/>
-        <w:spacing w:after="0" w:before="0" w:line="240"/>
+        <w:spacing w:after="0" w:before="0" w:line="240" w:lineRule="auto"/>
         <w:ind w:left="113" w:right="113"/>
       </w:pPr>
       <w:r>
@@ -1277,7 +1280,7 @@
           <w:right w:val="single" w:color="BFBFBF" w:sz="4" w:space="4"/>
         </w:pBdr>
         <w:shd w:fill="F4F4F4" w:color="auto" w:val="clear"/>
-        <w:spacing w:after="0" w:before="0" w:line="240"/>
+        <w:spacing w:after="0" w:before="0" w:line="240" w:lineRule="auto"/>
         <w:ind w:left="113" w:right="113"/>
       </w:pPr>
       <w:r>
@@ -1299,7 +1302,7 @@
           <w:right w:val="single" w:color="BFBFBF" w:sz="4" w:space="4"/>
         </w:pBdr>
         <w:shd w:fill="F4F4F4" w:color="auto" w:val="clear"/>
-        <w:spacing w:after="0" w:before="0" w:line="240"/>
+        <w:spacing w:after="0" w:before="0" w:line="240" w:lineRule="auto"/>
         <w:ind w:left="113" w:right="113"/>
       </w:pPr>
       <w:r>
@@ -1321,7 +1324,7 @@
           <w:right w:val="single" w:color="BFBFBF" w:sz="4" w:space="4"/>
         </w:pBdr>
         <w:shd w:fill="F4F4F4" w:color="auto" w:val="clear"/>
-        <w:spacing w:after="0" w:before="0" w:line="240"/>
+        <w:spacing w:after="0" w:before="0" w:line="240" w:lineRule="auto"/>
         <w:ind w:left="113" w:right="113"/>
       </w:pPr>
       <w:r>
@@ -1343,7 +1346,7 @@
           <w:right w:val="single" w:color="BFBFBF" w:sz="4" w:space="4"/>
         </w:pBdr>
         <w:shd w:fill="F4F4F4" w:color="auto" w:val="clear"/>
-        <w:spacing w:after="0" w:before="0" w:line="240"/>
+        <w:spacing w:after="0" w:before="0" w:line="240" w:lineRule="auto"/>
         <w:ind w:left="113" w:right="113"/>
       </w:pPr>
       <w:r>
@@ -1365,7 +1368,7 @@
           <w:right w:val="single" w:color="BFBFBF" w:sz="4" w:space="4"/>
         </w:pBdr>
         <w:shd w:fill="F4F4F4" w:color="auto" w:val="clear"/>
-        <w:spacing w:after="0" w:before="0" w:line="240"/>
+        <w:spacing w:after="0" w:before="0" w:line="240" w:lineRule="auto"/>
         <w:ind w:left="113" w:right="113"/>
       </w:pPr>
       <w:r>
@@ -1387,7 +1390,7 @@
           <w:right w:val="single" w:color="BFBFBF" w:sz="4" w:space="4"/>
         </w:pBdr>
         <w:shd w:fill="F4F4F4" w:color="auto" w:val="clear"/>
-        <w:spacing w:after="0" w:before="0" w:line="240"/>
+        <w:spacing w:after="0" w:before="0" w:line="240" w:lineRule="auto"/>
         <w:ind w:left="113" w:right="113"/>
       </w:pPr>
       <w:r>
@@ -1409,7 +1412,7 @@
           <w:right w:val="single" w:color="BFBFBF" w:sz="4" w:space="4"/>
         </w:pBdr>
         <w:shd w:fill="F4F4F4" w:color="auto" w:val="clear"/>
-        <w:spacing w:after="0" w:before="0" w:line="240"/>
+        <w:spacing w:after="0" w:before="0" w:line="240" w:lineRule="auto"/>
         <w:ind w:left="113" w:right="113"/>
       </w:pPr>
       <w:r>
@@ -1431,7 +1434,7 @@
           <w:right w:val="single" w:color="BFBFBF" w:sz="4" w:space="4"/>
         </w:pBdr>
         <w:shd w:fill="F4F4F4" w:color="auto" w:val="clear"/>
-        <w:spacing w:after="0" w:before="0" w:line="240"/>
+        <w:spacing w:after="0" w:before="0" w:line="240" w:lineRule="auto"/>
         <w:ind w:left="113" w:right="113"/>
       </w:pPr>
       <w:r>
@@ -1453,7 +1456,7 @@
           <w:right w:val="single" w:color="BFBFBF" w:sz="4" w:space="4"/>
         </w:pBdr>
         <w:shd w:fill="F4F4F4" w:color="auto" w:val="clear"/>
-        <w:spacing w:after="0" w:before="0" w:line="240"/>
+        <w:spacing w:after="0" w:before="0" w:line="240" w:lineRule="auto"/>
         <w:ind w:left="113" w:right="113"/>
       </w:pPr>
       <w:r>
@@ -1475,7 +1478,7 @@
           <w:right w:val="single" w:color="BFBFBF" w:sz="4" w:space="4"/>
         </w:pBdr>
         <w:shd w:fill="F4F4F4" w:color="auto" w:val="clear"/>
-        <w:spacing w:after="0" w:before="0" w:line="240"/>
+        <w:spacing w:after="0" w:before="0" w:line="240" w:lineRule="auto"/>
         <w:ind w:left="113" w:right="113"/>
       </w:pPr>
       <w:r>
@@ -1497,7 +1500,7 @@
           <w:right w:val="single" w:color="BFBFBF" w:sz="4" w:space="4"/>
         </w:pBdr>
         <w:shd w:fill="F4F4F4" w:color="auto" w:val="clear"/>
-        <w:spacing w:after="0" w:before="0" w:line="240"/>
+        <w:spacing w:after="0" w:before="0" w:line="240" w:lineRule="auto"/>
         <w:ind w:left="113" w:right="113"/>
       </w:pPr>
       <w:r>
@@ -1519,7 +1522,7 @@
           <w:right w:val="single" w:color="BFBFBF" w:sz="4" w:space="4"/>
         </w:pBdr>
         <w:shd w:fill="F4F4F4" w:color="auto" w:val="clear"/>
-        <w:spacing w:after="0" w:before="0" w:line="240"/>
+        <w:spacing w:after="0" w:before="0" w:line="240" w:lineRule="auto"/>
         <w:ind w:left="113" w:right="113"/>
       </w:pPr>
       <w:r>
@@ -1541,7 +1544,7 @@
           <w:right w:val="single" w:color="BFBFBF" w:sz="4" w:space="4"/>
         </w:pBdr>
         <w:shd w:fill="F4F4F4" w:color="auto" w:val="clear"/>
-        <w:spacing w:after="0" w:before="0" w:line="240"/>
+        <w:spacing w:after="0" w:before="0" w:line="240" w:lineRule="auto"/>
         <w:ind w:left="113" w:right="113"/>
       </w:pPr>
       <w:r>
@@ -1563,7 +1566,7 @@
           <w:right w:val="single" w:color="BFBFBF" w:sz="4" w:space="4"/>
         </w:pBdr>
         <w:shd w:fill="F4F4F4" w:color="auto" w:val="clear"/>
-        <w:spacing w:after="0" w:before="0" w:line="240"/>
+        <w:spacing w:after="0" w:before="0" w:line="240" w:lineRule="auto"/>
         <w:ind w:left="113" w:right="113"/>
       </w:pPr>
       <w:r>
@@ -1585,7 +1588,7 @@
           <w:right w:val="single" w:color="BFBFBF" w:sz="4" w:space="4"/>
         </w:pBdr>
         <w:shd w:fill="F4F4F4" w:color="auto" w:val="clear"/>
-        <w:spacing w:after="0" w:before="0" w:line="240"/>
+        <w:spacing w:after="0" w:before="0" w:line="240" w:lineRule="auto"/>
         <w:ind w:left="113" w:right="113"/>
       </w:pPr>
       <w:r>
@@ -1607,7 +1610,7 @@
           <w:right w:val="single" w:color="BFBFBF" w:sz="4" w:space="4"/>
         </w:pBdr>
         <w:shd w:fill="F4F4F4" w:color="auto" w:val="clear"/>
-        <w:spacing w:after="0" w:before="0" w:line="240"/>
+        <w:spacing w:after="0" w:before="0" w:line="240" w:lineRule="auto"/>
         <w:ind w:left="113" w:right="113"/>
       </w:pPr>
       <w:r>
@@ -1629,7 +1632,7 @@
           <w:right w:val="single" w:color="BFBFBF" w:sz="4" w:space="4"/>
         </w:pBdr>
         <w:shd w:fill="F4F4F4" w:color="auto" w:val="clear"/>
-        <w:spacing w:after="160" w:before="0" w:line="240"/>
+        <w:spacing w:after="160" w:before="0" w:line="240" w:lineRule="auto"/>
         <w:ind w:left="113" w:right="113"/>
       </w:pPr>
       <w:r>
@@ -1928,6 +1931,18 @@
     </w:lvl>
   </w:abstractNum>
   <w:abstractNum w:abstractNumId="3" w15:restartNumberingAfterBreak="0">
+    <w:multiLevelType w:val="hybridMultilevel"/>
+    <w:lvl w:ilvl="0" w15:tentative="1">
+      <w:start w:val="1"/>
+      <w:numFmt w:val="bullet"/>
+      <w:lvlText w:val="•"/>
+      <w:lvlJc w:val="left"/>
+      <w:pPr>
+        <w:ind w:left="1134" w:hanging="284"/>
+      </w:pPr>
+    </w:lvl>
+  </w:abstractNum>
+  <w:abstractNum w:abstractNumId="4" w15:restartNumberingAfterBreak="0">
     <w:multiLevelType w:val="hybridMultilevel"/>
     <w:lvl w:ilvl="0" w15:tentative="1">
       <w:start w:val="1"/>
